--- a/初二练习册/秋08 第2讲速度进阶 练习册 教师版.docx
+++ b/初二练习册/秋08 第2讲速度进阶 练习册 教师版.docx
@@ -353,27 +353,6 @@
     </w:p>
     <w:p>
       <w:pPr>
-        <w:spacing w:line="288" w:lineRule="auto"/>
-        <w:ind w:leftChars="-100" w:left="-210"/>
-        <w:rPr>
-          <w:rFonts w:ascii="Times New Roman" w:eastAsiaTheme="majorEastAsia" w:hAnsi="Times New Roman" w:cs="Times New Roman"/>
-          <w:b/>
-          <w:bCs/>
-          <w:color w:val="0000FF"/>
-        </w:rPr>
-      </w:pPr>
-      <w:r>
-        <w:rPr>
-          <w:rFonts w:ascii="Times New Roman" w:eastAsiaTheme="majorEastAsia" w:hAnsi="Times New Roman" w:cs="Times New Roman" w:hint="eastAsia"/>
-          <w:b/>
-          <w:bCs/>
-          <w:color w:val="0000FF"/>
-        </w:rPr>
-        <w:t>速度</w:t>
-      </w:r>
-    </w:p>
-    <w:p>
-      <w:pPr>
         <w:pStyle w:val="af0"/>
         <w:ind w:left="672" w:hanging="672"/>
       </w:pPr>
@@ -541,6 +520,9 @@
           <m:rPr>
             <m:sty m:val="p"/>
           </m:rPr>
+          <w:rPr>
+            <w:rFonts w:ascii="Cambria Math" w:hAnsi="Cambria Math"/>
+          </w:rPr>
           <m:t>v=</m:t>
         </m:r>
         <m:f>
@@ -556,6 +538,9 @@
               <m:rPr>
                 <m:sty m:val="p"/>
               </m:rPr>
+              <w:rPr>
+                <w:rFonts w:ascii="Cambria Math" w:hAnsi="Cambria Math"/>
+              </w:rPr>
               <m:t>s</m:t>
             </m:r>
           </m:num>
@@ -564,6 +549,9 @@
               <m:rPr>
                 <m:sty m:val="p"/>
               </m:rPr>
+              <w:rPr>
+                <w:rFonts w:ascii="Cambria Math" w:hAnsi="Cambria Math"/>
+              </w:rPr>
               <m:t>t</m:t>
             </m:r>
           </m:den>
@@ -976,6 +964,9 @@
         <w:ind w:left="672" w:hanging="672"/>
       </w:pPr>
       <w:r>
+        <w:rPr>
+          <w:noProof/>
+        </w:rPr>
         <mc:AlternateContent>
           <mc:Choice Requires="wps">
             <w:drawing>
@@ -1306,6 +1297,26 @@
     </w:p>
     <w:p>
       <w:pPr>
+        <w:spacing w:line="360" w:lineRule="auto"/>
+        <w:ind w:leftChars="130" w:left="273"/>
+        <w:rPr>
+          <w:rFonts w:ascii="Times New Roman" w:eastAsia="新宋体" w:hAnsi="Times New Roman"/>
+          <w:szCs w:val="21"/>
+        </w:rPr>
+      </w:pPr>
+    </w:p>
+    <w:p>
+      <w:pPr>
+        <w:spacing w:line="360" w:lineRule="auto"/>
+        <w:ind w:leftChars="130" w:left="273"/>
+        <w:rPr>
+          <w:rFonts w:ascii="Times New Roman" w:eastAsia="新宋体" w:hAnsi="Times New Roman"/>
+          <w:szCs w:val="21"/>
+        </w:rPr>
+      </w:pPr>
+    </w:p>
+    <w:p>
+      <w:pPr>
         <w:pStyle w:val="af0"/>
         <w:ind w:left="672" w:hanging="672"/>
       </w:pPr>
@@ -1313,6 +1324,7 @@
         <w:rPr>
           <w:noProof/>
         </w:rPr>
+        <w:lastRenderedPageBreak/>
         <mc:AlternateContent>
           <mc:Choice Requires="wps">
             <w:drawing>
@@ -1484,14 +1496,7 @@
         <w:rPr>
           <w:rFonts w:eastAsia="新宋体" w:hint="eastAsia"/>
         </w:rPr>
-        <w:t>两木块自左向右做直线运动，用高速摄影机在同一底片上多次曝光，</w:t>
-      </w:r>
-      <w:r>
-        <w:rPr>
-          <w:rFonts w:eastAsia="新宋体" w:hint="eastAsia"/>
-        </w:rPr>
-        <w:lastRenderedPageBreak/>
-        <w:t>连续两次曝光的时间间隔是相等的，记录下木块每次曝光时的位置。下列说法错误的是（　　）</w:t>
+        <w:t>两木块自左向右做直线运动，用高速摄影机在同一底片上多次曝光，连续两次曝光的时间间隔是相等的，记录下木块每次曝光时的位置。下列说法错误的是（　　）</w:t>
       </w:r>
     </w:p>
     <w:p>
@@ -2093,7 +2098,14 @@
         <w:rPr>
           <w:rFonts w:hint="eastAsia"/>
         </w:rPr>
-        <w:t>v1</w:t>
+        <w:t>v</w:t>
+      </w:r>
+      <w:r>
+        <w:rPr>
+          <w:rFonts w:hint="eastAsia"/>
+          <w:vertAlign w:val="subscript"/>
+        </w:rPr>
+        <w:t>1</w:t>
       </w:r>
       <w:r>
         <w:rPr>
@@ -2217,7 +2229,14 @@
         <w:rPr>
           <w:rFonts w:hint="eastAsia"/>
         </w:rPr>
-        <w:t>t1</w:t>
+        <w:t>t</w:t>
+      </w:r>
+      <w:r>
+        <w:rPr>
+          <w:rFonts w:hint="eastAsia"/>
+          <w:vertAlign w:val="subscript"/>
+        </w:rPr>
+        <w:t>1</w:t>
       </w:r>
       <w:r>
         <w:rPr>
@@ -2229,7 +2248,14 @@
         <w:rPr>
           <w:rFonts w:hint="eastAsia"/>
         </w:rPr>
-        <w:t>t2</w:t>
+        <w:t>t</w:t>
+      </w:r>
+      <w:r>
+        <w:rPr>
+          <w:rFonts w:hint="eastAsia"/>
+          <w:vertAlign w:val="subscript"/>
+        </w:rPr>
+        <w:t>2</w:t>
       </w:r>
       <w:r>
         <w:rPr>
@@ -2241,7 +2267,14 @@
         <w:rPr>
           <w:rFonts w:hint="eastAsia"/>
         </w:rPr>
-        <w:t>t3</w:t>
+        <w:t>t</w:t>
+      </w:r>
+      <w:r>
+        <w:rPr>
+          <w:rFonts w:hint="eastAsia"/>
+          <w:vertAlign w:val="subscript"/>
+        </w:rPr>
+        <w:t>3</w:t>
       </w:r>
       <w:proofErr w:type="gramStart"/>
       <w:r>
@@ -2288,7 +2321,14 @@
         <w:rPr>
           <w:rFonts w:hint="eastAsia"/>
         </w:rPr>
-        <w:t>t1</w:t>
+        <w:t>t</w:t>
+      </w:r>
+      <w:r>
+        <w:rPr>
+          <w:rFonts w:hint="eastAsia"/>
+          <w:vertAlign w:val="subscript"/>
+        </w:rPr>
+        <w:t>1</w:t>
       </w:r>
       <w:r>
         <w:rPr>
@@ -2300,7 +2340,14 @@
         <w:rPr>
           <w:rFonts w:hint="eastAsia"/>
         </w:rPr>
-        <w:t>t2</w:t>
+        <w:t>t</w:t>
+      </w:r>
+      <w:r>
+        <w:rPr>
+          <w:rFonts w:hint="eastAsia"/>
+          <w:vertAlign w:val="subscript"/>
+        </w:rPr>
+        <w:t>2</w:t>
       </w:r>
       <w:r>
         <w:rPr>
@@ -2312,7 +2359,14 @@
         <w:rPr>
           <w:rFonts w:hint="eastAsia"/>
         </w:rPr>
-        <w:t>t3</w:t>
+        <w:t>t</w:t>
+      </w:r>
+      <w:r>
+        <w:rPr>
+          <w:rFonts w:hint="eastAsia"/>
+          <w:vertAlign w:val="subscript"/>
+        </w:rPr>
+        <w:t>3</w:t>
       </w:r>
       <w:r>
         <w:rPr>
@@ -2327,61 +2381,24 @@
         <w:ind w:left="588"/>
       </w:pPr>
       <w:r>
-        <w:rPr>
-          <w:rFonts w:hint="eastAsia"/>
-          <w:color w:val="0000FF"/>
-        </w:rPr>
-        <w:t>【答案】</w:t>
-      </w:r>
-      <w:r>
-        <w:rPr>
-          <w:rFonts w:hint="eastAsia"/>
-        </w:rPr>
-        <w:t>（</w:t>
-      </w:r>
-      <w:r>
-        <w:rPr>
-          <w:rFonts w:hint="eastAsia"/>
-        </w:rPr>
+        <w:t>【答案】（</w:t>
+      </w:r>
+      <w:r>
         <w:t>1</w:t>
       </w:r>
       <w:r>
-        <w:rPr>
-          <w:rFonts w:hint="eastAsia"/>
-        </w:rPr>
         <w:t>）小于；（</w:t>
       </w:r>
       <w:r>
-        <w:rPr>
-          <w:rFonts w:hint="eastAsia"/>
-        </w:rPr>
         <w:t>2</w:t>
       </w:r>
       <w:r>
-        <w:rPr>
-          <w:rFonts w:hint="eastAsia"/>
-        </w:rPr>
         <w:t>）</w:t>
       </w:r>
       <w:r>
-        <w:rPr>
-          <w:rFonts w:hint="eastAsia"/>
-        </w:rPr>
-        <w:t>t</w:t>
-      </w:r>
-      <w:r>
-        <w:rPr>
-          <w:rFonts w:hint="eastAsia"/>
-          <w:sz w:val="24"/>
-          <w:szCs w:val="24"/>
-          <w:vertAlign w:val="subscript"/>
-        </w:rPr>
-        <w:t>1</w:t>
-      </w:r>
-      <w:r>
-        <w:rPr>
-          <w:rFonts w:hint="eastAsia"/>
-        </w:rPr>
+        <w:t>t1</w:t>
+      </w:r>
+      <w:r>
         <w:t>。</w:t>
       </w:r>
     </w:p>
@@ -2398,6 +2415,36 @@
       <w:pPr>
         <w:pStyle w:val="1230"/>
         <w:ind w:leftChars="0" w:left="0"/>
+      </w:pPr>
+    </w:p>
+    <w:p>
+      <w:pPr>
+        <w:spacing w:line="360" w:lineRule="auto"/>
+        <w:ind w:left="273" w:hangingChars="130" w:hanging="273"/>
+        <w:rPr>
+          <w:rFonts w:ascii="Times New Roman" w:eastAsia="新宋体" w:hAnsi="Times New Roman"/>
+          <w:szCs w:val="21"/>
+        </w:rPr>
+      </w:pPr>
+    </w:p>
+    <w:p>
+      <w:pPr>
+        <w:spacing w:line="360" w:lineRule="auto"/>
+        <w:ind w:left="273" w:hangingChars="130" w:hanging="273"/>
+        <w:rPr>
+          <w:rFonts w:ascii="Times New Roman" w:eastAsia="新宋体" w:hAnsi="Times New Roman"/>
+          <w:szCs w:val="21"/>
+        </w:rPr>
+      </w:pPr>
+    </w:p>
+    <w:p>
+      <w:pPr>
+        <w:spacing w:line="360" w:lineRule="auto"/>
+        <w:ind w:left="273" w:hangingChars="130" w:hanging="273"/>
+        <w:rPr>
+          <w:rFonts w:ascii="Times New Roman" w:eastAsia="新宋体" w:hAnsi="Times New Roman"/>
+          <w:szCs w:val="21"/>
+        </w:rPr>
       </w:pPr>
     </w:p>
     <w:p>
@@ -2578,11 +2625,10 @@
           <w:rFonts w:hint="eastAsia"/>
           <w:noProof/>
         </w:rPr>
-        <w:lastRenderedPageBreak/>
         <w:drawing>
-          <wp:inline distT="0" distB="0" distL="0" distR="0" wp14:anchorId="38A1CF54" wp14:editId="329B8A54">
-            <wp:extent cx="3096260" cy="1457325"/>
-            <wp:effectExtent l="0" t="0" r="1905" b="0"/>
+          <wp:inline distT="0" distB="0" distL="0" distR="0" wp14:anchorId="38A1CF54" wp14:editId="2019261A">
+            <wp:extent cx="2748485" cy="1293902"/>
+            <wp:effectExtent l="0" t="0" r="0" b="1905"/>
             <wp:docPr id="22" name="图片24" descr="菁优网：http://www.jyeoo.com"/>
             <wp:cNvGraphicFramePr>
               <a:graphicFrameLocks xmlns:a="http://schemas.openxmlformats.org/drawingml/2006/main" noChangeAspect="1"/>
@@ -2605,7 +2651,7 @@
                   <pic:spPr>
                     <a:xfrm>
                       <a:off x="0" y="0"/>
-                      <a:ext cx="3096877" cy="1457914"/>
+                      <a:ext cx="2755871" cy="1297379"/>
                     </a:xfrm>
                     <a:prstGeom prst="rect">
                       <a:avLst/>
@@ -3519,6 +3565,7 @@
         <w:rPr>
           <w:rFonts w:hint="eastAsia"/>
         </w:rPr>
+        <w:lastRenderedPageBreak/>
         <w:t>A</w:t>
       </w:r>
       <w:r>
@@ -3589,7 +3636,6 @@
         <w:rPr>
           <w:rFonts w:hint="eastAsia"/>
         </w:rPr>
-        <w:lastRenderedPageBreak/>
         <w:t>C</w:t>
       </w:r>
       <w:r>
@@ -3873,7 +3919,7 @@
           <w:rFonts w:eastAsia="新宋体" w:hint="eastAsia"/>
           <w:u w:val="single"/>
         </w:rPr>
-        <w:t>1</w:t>
+        <w:t xml:space="preserve"> </w:t>
       </w:r>
       <w:r>
         <w:rPr>
@@ -3918,7 +3964,7 @@
           <w:rFonts w:eastAsia="新宋体" w:hint="eastAsia"/>
           <w:u w:val="single"/>
         </w:rPr>
-        <w:t>4</w:t>
+        <w:t xml:space="preserve"> </w:t>
       </w:r>
       <w:r>
         <w:rPr>
@@ -4040,7 +4086,21 @@
           <w:rFonts w:eastAsia="新宋体" w:hint="eastAsia"/>
           <w:u w:val="single"/>
         </w:rPr>
-        <w:t xml:space="preserve">　＝　</w:t>
+        <w:t xml:space="preserve">　</w:t>
+      </w:r>
+      <w:r>
+        <w:rPr>
+          <w:rFonts w:eastAsia="新宋体" w:hint="eastAsia"/>
+          <w:u w:val="single"/>
+        </w:rPr>
+        <w:t xml:space="preserve"> </w:t>
+      </w:r>
+      <w:r>
+        <w:rPr>
+          <w:rFonts w:eastAsia="新宋体" w:hint="eastAsia"/>
+          <w:u w:val="single"/>
+        </w:rPr>
+        <w:t xml:space="preserve">　</w:t>
       </w:r>
       <w:r>
         <w:rPr>
@@ -4121,46 +4181,20 @@
         <w:ind w:left="588"/>
       </w:pPr>
       <w:r>
-        <w:rPr>
-          <w:rFonts w:hint="eastAsia"/>
-          <w:color w:val="0000FF"/>
-        </w:rPr>
         <w:t>【答案】</w:t>
       </w:r>
       <w:r>
-        <w:rPr>
-          <w:rFonts w:hint="eastAsia"/>
-        </w:rPr>
         <w:t>1</w:t>
       </w:r>
       <w:r>
-        <w:rPr>
-          <w:rFonts w:hint="eastAsia"/>
-        </w:rPr>
         <w:t>；</w:t>
       </w:r>
       <w:r>
-        <w:rPr>
-          <w:rFonts w:hint="eastAsia"/>
-        </w:rPr>
         <w:t>4</w:t>
       </w:r>
       <w:r>
-        <w:rPr>
-          <w:rFonts w:hint="eastAsia"/>
-        </w:rPr>
         <w:t>；＝。</w:t>
       </w:r>
-    </w:p>
-    <w:p>
-      <w:pPr>
-        <w:spacing w:line="360" w:lineRule="auto"/>
-        <w:ind w:leftChars="130" w:left="273"/>
-        <w:rPr>
-          <w:rFonts w:ascii="Times New Roman" w:eastAsia="新宋体" w:hAnsi="Times New Roman"/>
-          <w:szCs w:val="21"/>
-        </w:rPr>
-      </w:pPr>
     </w:p>
     <w:p>
       <w:pPr>
@@ -4345,9 +4379,9 @@
           <w:noProof/>
         </w:rPr>
         <w:drawing>
-          <wp:inline distT="0" distB="0" distL="0" distR="0" wp14:anchorId="1BD5D1BC" wp14:editId="74DBC846">
-            <wp:extent cx="3057525" cy="1219200"/>
-            <wp:effectExtent l="0" t="0" r="8255" b="635"/>
+          <wp:inline distT="0" distB="0" distL="0" distR="0" wp14:anchorId="1BD5D1BC" wp14:editId="2819AFC0">
+            <wp:extent cx="2653346" cy="1058032"/>
+            <wp:effectExtent l="0" t="0" r="0" b="8890"/>
             <wp:docPr id="37" name="图片24" descr="菁优网：http://www.jyeoo.com"/>
             <wp:cNvGraphicFramePr>
               <a:graphicFrameLocks xmlns:a="http://schemas.openxmlformats.org/drawingml/2006/main" noChangeAspect="1"/>
@@ -4370,7 +4404,7 @@
                   <pic:spPr>
                     <a:xfrm>
                       <a:off x="0" y="0"/>
-                      <a:ext cx="3057952" cy="1219370"/>
+                      <a:ext cx="2667084" cy="1063510"/>
                     </a:xfrm>
                     <a:prstGeom prst="rect">
                       <a:avLst/>
@@ -4517,7 +4551,21 @@
           <w:rFonts w:hint="eastAsia"/>
           <w:u w:val="single"/>
         </w:rPr>
-        <w:t xml:space="preserve">　秒表　</w:t>
+        <w:t xml:space="preserve">　</w:t>
+      </w:r>
+      <w:r>
+        <w:rPr>
+          <w:rFonts w:hint="eastAsia"/>
+          <w:u w:val="single"/>
+        </w:rPr>
+        <w:t xml:space="preserve">  </w:t>
+      </w:r>
+      <w:r>
+        <w:rPr>
+          <w:rFonts w:hint="eastAsia"/>
+          <w:u w:val="single"/>
+        </w:rPr>
+        <w:t xml:space="preserve">　</w:t>
       </w:r>
       <w:r>
         <w:rPr>
@@ -4565,7 +4613,21 @@
           <w:rFonts w:hint="eastAsia"/>
           <w:u w:val="single"/>
         </w:rPr>
-        <w:t xml:space="preserve">　减小　</w:t>
+        <w:t xml:space="preserve">　</w:t>
+      </w:r>
+      <w:r>
+        <w:rPr>
+          <w:rFonts w:hint="eastAsia"/>
+          <w:u w:val="single"/>
+        </w:rPr>
+        <w:t xml:space="preserve">  </w:t>
+      </w:r>
+      <w:r>
+        <w:rPr>
+          <w:rFonts w:hint="eastAsia"/>
+          <w:u w:val="single"/>
+        </w:rPr>
+        <w:t xml:space="preserve">　</w:t>
       </w:r>
       <w:r>
         <w:rPr>
@@ -4644,7 +4706,7 @@
           <w:rFonts w:hint="eastAsia"/>
           <w:u w:val="single"/>
         </w:rPr>
-        <w:t>40.0</w:t>
+        <w:t xml:space="preserve">  </w:t>
       </w:r>
       <w:r>
         <w:rPr>
@@ -4669,9 +4731,6 @@
     <w:p>
       <w:pPr>
         <w:pStyle w:val="123"/>
-        <w:rPr>
-          <w:rFonts w:hint="eastAsia"/>
-        </w:rPr>
       </w:pPr>
       <w:r>
         <w:rPr>
@@ -4844,7 +4903,21 @@
           <w:rFonts w:hint="eastAsia"/>
           <w:u w:val="single"/>
         </w:rPr>
-        <w:t xml:space="preserve">　变速　</w:t>
+        <w:t xml:space="preserve">　</w:t>
+      </w:r>
+      <w:r>
+        <w:rPr>
+          <w:rFonts w:hint="eastAsia"/>
+          <w:u w:val="single"/>
+        </w:rPr>
+        <w:t xml:space="preserve">  </w:t>
+      </w:r>
+      <w:r>
+        <w:rPr>
+          <w:rFonts w:hint="eastAsia"/>
+          <w:u w:val="single"/>
+        </w:rPr>
+        <w:t xml:space="preserve">　</w:t>
       </w:r>
       <w:r>
         <w:rPr>
@@ -4856,37 +4929,58 @@
         <w:rPr>
           <w:rFonts w:hint="eastAsia"/>
         </w:rPr>
-        <w:t>（选填“匀速”或者“变速”）运动，理由</w:t>
-      </w:r>
-      <w:r>
-        <w:rPr>
-          <w:rFonts w:hint="eastAsia"/>
-        </w:rPr>
+        <w:t>（选填“匀速”或者“变速”）运动，理由是</w:t>
+      </w:r>
+      <w:r>
+        <w:rPr>
+          <w:rFonts w:hint="eastAsia"/>
+        </w:rPr>
+        <w:t xml:space="preserve"> </w:t>
+      </w:r>
+      <w:r>
+        <w:rPr>
+          <w:rFonts w:hint="eastAsia"/>
+          <w:u w:val="single"/>
+        </w:rPr>
+        <w:t xml:space="preserve">　</w:t>
+      </w:r>
+      <w:r>
+        <w:rPr>
+          <w:rFonts w:hint="eastAsia"/>
+          <w:u w:val="single"/>
+        </w:rPr>
+        <w:t>_________________________________________________________________</w:t>
+      </w:r>
+      <w:r>
+        <w:rPr>
+          <w:rFonts w:hint="eastAsia"/>
+        </w:rPr>
+        <w:t>（根据题中的数据来分析）。</w:t>
+      </w:r>
+    </w:p>
+    <w:p>
+      <w:pPr>
+        <w:pStyle w:val="1230"/>
+        <w:ind w:left="588"/>
+      </w:pPr>
+      <w:r>
         <w:lastRenderedPageBreak/>
-        <w:t>是</w:t>
-      </w:r>
-      <w:r>
-        <w:rPr>
-          <w:rFonts w:hint="eastAsia"/>
-        </w:rPr>
-        <w:t xml:space="preserve"> </w:t>
-      </w:r>
-      <w:r>
-        <w:rPr>
-          <w:rFonts w:hint="eastAsia"/>
-          <w:u w:val="single"/>
-        </w:rPr>
-        <w:t xml:space="preserve">　根据</w:t>
-      </w:r>
-      <w:r>
-        <w:rPr>
-          <w:rFonts w:hint="eastAsia"/>
-          <w:u w:val="single"/>
-        </w:rPr>
+        <w:t>【答案】（</w:t>
+      </w:r>
+      <w:r>
+        <w:t>1</w:t>
+      </w:r>
+      <w:r>
+        <w:t>）</w:t>
+      </w:r>
+      <w:r>
         <w:t>v</w:t>
       </w:r>
       <m:oMath>
         <m:r>
+          <m:rPr>
+            <m:sty m:val="p"/>
+          </m:rPr>
           <w:rPr>
             <w:rFonts w:ascii="Cambria Math" w:hAnsi="Cambria Math"/>
           </w:rPr>
@@ -4897,8 +4991,6 @@
             <m:ctrlPr>
               <w:rPr>
                 <w:rFonts w:ascii="Cambria Math" w:hAnsi="Cambria Math"/>
-                <w:sz w:val="28"/>
-                <w:szCs w:val="28"/>
               </w:rPr>
             </m:ctrlPr>
           </m:fPr>
@@ -4906,8 +4998,6 @@
             <m:r>
               <w:rPr>
                 <w:rFonts w:ascii="Cambria Math" w:hAnsi="Cambria Math"/>
-                <w:sz w:val="28"/>
-                <w:szCs w:val="28"/>
               </w:rPr>
               <m:t>s</m:t>
             </m:r>
@@ -4916,8 +5006,6 @@
             <m:r>
               <w:rPr>
                 <w:rFonts w:ascii="Cambria Math" w:hAnsi="Cambria Math"/>
-                <w:sz w:val="28"/>
-                <w:szCs w:val="28"/>
               </w:rPr>
               <m:t>t</m:t>
             </m:r>
@@ -4925,105 +5013,46 @@
         </m:f>
       </m:oMath>
       <w:r>
-        <w:rPr>
-          <w:rFonts w:hint="eastAsia"/>
-          <w:u w:val="single"/>
-        </w:rPr>
-        <w:t>，</w:t>
-      </w:r>
-      <w:r>
-        <w:rPr>
-          <w:rFonts w:hint="eastAsia"/>
-          <w:u w:val="single"/>
-        </w:rPr>
-        <w:t>AB</w:t>
-      </w:r>
-      <w:r>
-        <w:rPr>
-          <w:rFonts w:hint="eastAsia"/>
-          <w:u w:val="single"/>
-        </w:rPr>
-        <w:t>段和</w:t>
-      </w:r>
-      <w:r>
-        <w:rPr>
-          <w:rFonts w:hint="eastAsia"/>
-          <w:u w:val="single"/>
-        </w:rPr>
-        <w:t>BC</w:t>
-      </w:r>
-      <w:r>
-        <w:rPr>
-          <w:rFonts w:hint="eastAsia"/>
-          <w:u w:val="single"/>
-        </w:rPr>
-        <w:t>段的路程相等，</w:t>
-      </w:r>
-      <w:r>
-        <w:rPr>
-          <w:rFonts w:hint="eastAsia"/>
-          <w:u w:val="single"/>
-        </w:rPr>
-        <w:t>BC</w:t>
-      </w:r>
-      <w:r>
-        <w:rPr>
-          <w:rFonts w:hint="eastAsia"/>
-          <w:u w:val="single"/>
-        </w:rPr>
-        <w:t xml:space="preserve">段的时间更短　</w:t>
-      </w:r>
-      <w:r>
-        <w:rPr>
-          <w:rFonts w:hint="eastAsia"/>
-        </w:rPr>
-        <w:t xml:space="preserve"> </w:t>
-      </w:r>
-      <w:r>
-        <w:rPr>
-          <w:rFonts w:hint="eastAsia"/>
-        </w:rPr>
-        <w:t>（根据题中的数据来分析）。</w:t>
-      </w:r>
-    </w:p>
-    <w:p>
-      <w:pPr>
-        <w:pStyle w:val="1230"/>
-        <w:ind w:left="588"/>
-      </w:pPr>
-      <w:r>
-        <w:rPr>
-          <w:rFonts w:hint="eastAsia"/>
-          <w:color w:val="0000FF"/>
-        </w:rPr>
-        <w:t>【答案】</w:t>
-      </w:r>
-      <w:r>
-        <w:rPr>
-          <w:rFonts w:hint="eastAsia"/>
-        </w:rPr>
-        <w:t>（</w:t>
-      </w:r>
-      <w:r>
-        <w:rPr>
-          <w:rFonts w:hint="eastAsia"/>
-        </w:rPr>
-        <w:t>1</w:t>
-      </w:r>
-      <w:r>
-        <w:rPr>
-          <w:rFonts w:hint="eastAsia"/>
-        </w:rPr>
+        <w:t>；（</w:t>
+      </w:r>
+      <w:r>
+        <w:t>2</w:t>
+      </w:r>
+      <w:r>
+        <w:t>）秒表；（</w:t>
+      </w:r>
+      <w:r>
+        <w:t>3</w:t>
+      </w:r>
+      <w:r>
+        <w:t>）减小；（</w:t>
+      </w:r>
+      <w:r>
+        <w:t>4</w:t>
+      </w:r>
+      <w:r>
         <w:t>）</w:t>
       </w:r>
       <w:r>
-        <w:rPr>
-          <w:rFonts w:hint="eastAsia"/>
-        </w:rPr>
+        <w:t>40</w:t>
+      </w:r>
+      <w:r>
+        <w:t>；（</w:t>
+      </w:r>
+      <w:r>
+        <w:t>5</w:t>
+      </w:r>
+      <w:r>
+        <w:t>）变速；根据</w:t>
+      </w:r>
+      <w:r>
         <w:t>v</w:t>
       </w:r>
       <m:oMath>
         <m:r>
+          <m:rPr>
+            <m:sty m:val="p"/>
+          </m:rPr>
           <w:rPr>
             <w:rFonts w:ascii="Cambria Math" w:hAnsi="Cambria Math"/>
           </w:rPr>
@@ -5034,8 +5063,6 @@
             <m:ctrlPr>
               <w:rPr>
                 <w:rFonts w:ascii="Cambria Math" w:hAnsi="Cambria Math"/>
-                <w:sz w:val="28"/>
-                <w:szCs w:val="28"/>
               </w:rPr>
             </m:ctrlPr>
           </m:fPr>
@@ -5043,8 +5070,6 @@
             <m:r>
               <w:rPr>
                 <w:rFonts w:ascii="Cambria Math" w:hAnsi="Cambria Math"/>
-                <w:sz w:val="28"/>
-                <w:szCs w:val="28"/>
               </w:rPr>
               <m:t>s</m:t>
             </m:r>
@@ -5053,8 +5078,6 @@
             <m:r>
               <w:rPr>
                 <w:rFonts w:ascii="Cambria Math" w:hAnsi="Cambria Math"/>
-                <w:sz w:val="28"/>
-                <w:szCs w:val="28"/>
               </w:rPr>
               <m:t>t</m:t>
             </m:r>
@@ -5062,157 +5085,28 @@
         </m:f>
       </m:oMath>
       <w:r>
-        <w:rPr>
-          <w:rFonts w:hint="eastAsia"/>
-        </w:rPr>
-        <w:t>；（</w:t>
-      </w:r>
-      <w:r>
-        <w:rPr>
-          <w:rFonts w:hint="eastAsia"/>
-        </w:rPr>
-        <w:t>2</w:t>
-      </w:r>
-      <w:r>
-        <w:rPr>
-          <w:rFonts w:hint="eastAsia"/>
-        </w:rPr>
-        <w:t>）秒表；（</w:t>
-      </w:r>
-      <w:r>
-        <w:rPr>
-          <w:rFonts w:hint="eastAsia"/>
-        </w:rPr>
-        <w:t>3</w:t>
-      </w:r>
-      <w:r>
-        <w:rPr>
-          <w:rFonts w:hint="eastAsia"/>
-        </w:rPr>
-        <w:t>）减小；（</w:t>
-      </w:r>
-      <w:r>
-        <w:rPr>
-          <w:rFonts w:hint="eastAsia"/>
-        </w:rPr>
-        <w:t>4</w:t>
-      </w:r>
-      <w:r>
-        <w:rPr>
-          <w:rFonts w:hint="eastAsia"/>
-        </w:rPr>
-        <w:t>）</w:t>
-      </w:r>
-      <w:r>
-        <w:rPr>
-          <w:rFonts w:hint="eastAsia"/>
-        </w:rPr>
-        <w:t>40</w:t>
-      </w:r>
-      <w:r>
-        <w:rPr>
-          <w:rFonts w:hint="eastAsia"/>
-        </w:rPr>
-        <w:t>；（</w:t>
-      </w:r>
-      <w:r>
-        <w:rPr>
-          <w:rFonts w:hint="eastAsia"/>
-        </w:rPr>
-        <w:t>5</w:t>
-      </w:r>
-      <w:r>
-        <w:rPr>
-          <w:rFonts w:hint="eastAsia"/>
-        </w:rPr>
-        <w:t>）变速；根据</w:t>
-      </w:r>
-      <w:r>
-        <w:rPr>
-          <w:rFonts w:hint="eastAsia"/>
-        </w:rPr>
-        <w:t>v</w:t>
-      </w:r>
-      <m:oMath>
-        <m:r>
-          <w:rPr>
-            <w:rFonts w:ascii="Cambria Math" w:hAnsi="Cambria Math"/>
-          </w:rPr>
-          <m:t>=</m:t>
-        </m:r>
-        <m:f>
-          <m:fPr>
-            <m:ctrlPr>
-              <w:rPr>
-                <w:rFonts w:ascii="Cambria Math" w:hAnsi="Cambria Math"/>
-                <w:sz w:val="28"/>
-                <w:szCs w:val="28"/>
-              </w:rPr>
-            </m:ctrlPr>
-          </m:fPr>
-          <m:num>
-            <m:r>
-              <w:rPr>
-                <w:rFonts w:ascii="Cambria Math" w:hAnsi="Cambria Math"/>
-                <w:sz w:val="28"/>
-                <w:szCs w:val="28"/>
-              </w:rPr>
-              <m:t>s</m:t>
-            </m:r>
-          </m:num>
-          <m:den>
-            <m:r>
-              <w:rPr>
-                <w:rFonts w:ascii="Cambria Math" w:hAnsi="Cambria Math"/>
-                <w:sz w:val="28"/>
-                <w:szCs w:val="28"/>
-              </w:rPr>
-              <m:t>t</m:t>
-            </m:r>
-          </m:den>
-        </m:f>
-      </m:oMath>
-      <w:r>
-        <w:rPr>
-          <w:rFonts w:hint="eastAsia"/>
-        </w:rPr>
         <w:t>，</w:t>
       </w:r>
       <w:r>
-        <w:rPr>
-          <w:rFonts w:hint="eastAsia"/>
-        </w:rPr>
         <w:t>AB</w:t>
       </w:r>
       <w:r>
-        <w:rPr>
-          <w:rFonts w:hint="eastAsia"/>
-        </w:rPr>
         <w:t>段和</w:t>
       </w:r>
       <w:r>
-        <w:rPr>
-          <w:rFonts w:hint="eastAsia"/>
-        </w:rPr>
         <w:t>BC</w:t>
       </w:r>
       <w:r>
-        <w:rPr>
-          <w:rFonts w:hint="eastAsia"/>
-        </w:rPr>
         <w:t>段的路程相等，</w:t>
       </w:r>
       <w:r>
-        <w:rPr>
-          <w:rFonts w:hint="eastAsia"/>
-        </w:rPr>
         <w:t>BC</w:t>
       </w:r>
       <w:r>
-        <w:rPr>
-          <w:rFonts w:hint="eastAsia"/>
-        </w:rPr>
-        <w:t>段的时间更短。</w:t>
+        <w:t>段的时间更短</w:t>
+      </w:r>
+      <w:r>
+        <w:t>。</w:t>
       </w:r>
     </w:p>
     <w:p>
@@ -5936,124 +5830,63 @@
         <w:ind w:left="588"/>
       </w:pPr>
       <w:r>
-        <w:rPr>
-          <w:rFonts w:hint="eastAsia"/>
-          <w:color w:val="0000FF"/>
-        </w:rPr>
-        <w:t>【答案】</w:t>
-      </w:r>
-      <w:r>
-        <w:rPr>
-          <w:rFonts w:hint="eastAsia"/>
-        </w:rPr>
-        <w:t>（</w:t>
-      </w:r>
-      <w:r>
-        <w:rPr>
-          <w:rFonts w:hint="eastAsia"/>
-        </w:rPr>
+        <w:t>【答案】（</w:t>
+      </w:r>
+      <w:r>
         <w:t>1</w:t>
       </w:r>
       <w:r>
-        <w:rPr>
-          <w:rFonts w:hint="eastAsia"/>
-        </w:rPr>
         <w:t>）</w:t>
       </w:r>
       <w:r>
-        <w:rPr>
-          <w:rFonts w:hint="eastAsia"/>
-        </w:rPr>
         <w:t>2.0</w:t>
       </w:r>
       <w:r>
-        <w:rPr>
-          <w:rFonts w:hint="eastAsia"/>
-        </w:rPr>
         <w:t>；</w:t>
       </w:r>
       <w:r>
-        <w:rPr>
-          <w:rFonts w:hint="eastAsia"/>
-        </w:rPr>
         <w:t>1.00</w:t>
       </w:r>
       <w:r>
-        <w:rPr>
-          <w:rFonts w:hint="eastAsia"/>
-        </w:rPr>
         <w:t>；（</w:t>
       </w:r>
       <w:r>
-        <w:rPr>
-          <w:rFonts w:hint="eastAsia"/>
-        </w:rPr>
         <w:t>2</w:t>
       </w:r>
       <w:r>
-        <w:rPr>
-          <w:rFonts w:hint="eastAsia"/>
-        </w:rPr>
         <w:t>）运动；甲车和乙车的位置在发生变化；（</w:t>
       </w:r>
       <w:r>
-        <w:rPr>
-          <w:rFonts w:hint="eastAsia"/>
-        </w:rPr>
         <w:t>3</w:t>
       </w:r>
       <w:r>
-        <w:rPr>
-          <w:rFonts w:hint="eastAsia"/>
-        </w:rPr>
         <w:t>）</w:t>
       </w:r>
       <w:r>
-        <w:rPr>
-          <w:rFonts w:hint="eastAsia"/>
-        </w:rPr>
         <w:t>1.5</w:t>
       </w:r>
       <w:r>
-        <w:rPr>
-          <w:rFonts w:hint="eastAsia"/>
-        </w:rPr>
         <w:t>；</w:t>
       </w:r>
       <w:r>
-        <w:rPr>
-          <w:rFonts w:hint="eastAsia"/>
-        </w:rPr>
         <w:t>0.04</w:t>
       </w:r>
       <w:r>
-        <w:rPr>
-          <w:rFonts w:hint="eastAsia"/>
-        </w:rPr>
         <w:t>；（</w:t>
       </w:r>
       <w:r>
-        <w:rPr>
-          <w:rFonts w:hint="eastAsia"/>
-        </w:rPr>
         <w:t>4</w:t>
       </w:r>
       <w:r>
-        <w:rPr>
-          <w:rFonts w:hint="eastAsia"/>
-        </w:rPr>
         <w:t>）</w:t>
       </w:r>
       <w:r>
         <w:rPr>
-          <w:rFonts w:eastAsia="Calibri" w:hint="eastAsia"/>
+          <w:rFonts w:ascii="Cambria Math" w:hAnsi="Cambria Math" w:cs="Cambria Math"/>
         </w:rPr>
         <w:t>②④</w:t>
       </w:r>
       <w:r>
-        <w:rPr>
-          <w:rFonts w:hint="eastAsia"/>
-        </w:rPr>
         <w:t>。</w:t>
       </w:r>
     </w:p>
@@ -6071,6 +5904,44 @@
       <w:pPr>
         <w:spacing w:line="360" w:lineRule="auto"/>
         <w:ind w:leftChars="130" w:left="273"/>
+        <w:rPr>
+          <w:rFonts w:ascii="Times New Roman" w:eastAsia="新宋体" w:hAnsi="Times New Roman"/>
+          <w:szCs w:val="21"/>
+        </w:rPr>
+      </w:pPr>
+    </w:p>
+    <w:p>
+      <w:pPr>
+        <w:spacing w:line="360" w:lineRule="auto"/>
+        <w:ind w:leftChars="130" w:left="273"/>
+        <w:rPr>
+          <w:rFonts w:ascii="Times New Roman" w:eastAsia="新宋体" w:hAnsi="Times New Roman"/>
+          <w:szCs w:val="21"/>
+        </w:rPr>
+      </w:pPr>
+    </w:p>
+    <w:p>
+      <w:pPr>
+        <w:spacing w:line="360" w:lineRule="auto"/>
+        <w:ind w:leftChars="130" w:left="273"/>
+        <w:rPr>
+          <w:rFonts w:ascii="Times New Roman" w:eastAsia="新宋体" w:hAnsi="Times New Roman"/>
+          <w:szCs w:val="21"/>
+        </w:rPr>
+      </w:pPr>
+    </w:p>
+    <w:p>
+      <w:pPr>
+        <w:spacing w:line="360" w:lineRule="auto"/>
+        <w:rPr>
+          <w:rFonts w:ascii="Times New Roman" w:eastAsia="新宋体" w:hAnsi="Times New Roman"/>
+          <w:szCs w:val="21"/>
+        </w:rPr>
+      </w:pPr>
+    </w:p>
+    <w:p>
+      <w:pPr>
+        <w:spacing w:line="360" w:lineRule="auto"/>
         <w:rPr>
           <w:rFonts w:ascii="Times New Roman" w:eastAsia="新宋体" w:hAnsi="Times New Roman" w:hint="eastAsia"/>
           <w:szCs w:val="21"/>
@@ -6290,7 +6161,6 @@
                 <w:rFonts w:ascii="Times New Roman" w:eastAsia="新宋体" w:hAnsi="Times New Roman" w:hint="eastAsia"/>
                 <w:szCs w:val="21"/>
               </w:rPr>
-              <w:lastRenderedPageBreak/>
               <w:t>时间</w:t>
             </w:r>
           </w:p>
@@ -6824,40 +6694,18 @@
         <w:ind w:left="588"/>
       </w:pPr>
       <w:r>
-        <w:rPr>
-          <w:rFonts w:hint="eastAsia"/>
-          <w:color w:val="0000FF"/>
-        </w:rPr>
-        <w:t>【答案】</w:t>
-      </w:r>
-      <w:r>
-        <w:rPr>
-          <w:rFonts w:hint="eastAsia"/>
-        </w:rPr>
-        <w:t>（</w:t>
-      </w:r>
-      <w:r>
-        <w:rPr>
-          <w:rFonts w:hint="eastAsia"/>
-        </w:rPr>
+        <w:t>【答案】（</w:t>
+      </w:r>
+      <w:r>
         <w:t>1</w:t>
       </w:r>
       <w:r>
-        <w:rPr>
-          <w:rFonts w:hint="eastAsia"/>
-        </w:rPr>
         <w:t>）列车由上海驶往南京的平均速度为</w:t>
       </w:r>
       <w:r>
-        <w:rPr>
-          <w:rFonts w:hint="eastAsia"/>
-        </w:rPr>
         <w:t>120km/h</w:t>
       </w:r>
       <w:r>
-        <w:rPr>
-          <w:rFonts w:hint="eastAsia"/>
-        </w:rPr>
         <w:t>；</w:t>
       </w:r>
     </w:p>
@@ -6865,47 +6713,25 @@
       <w:pPr>
         <w:pStyle w:val="1230"/>
         <w:ind w:left="588"/>
-      </w:pPr>
-      <w:r>
-        <w:rPr>
-          <w:rFonts w:hint="eastAsia"/>
-        </w:rPr>
+        <w:rPr>
+          <w:rFonts w:hint="eastAsia"/>
+        </w:rPr>
+      </w:pPr>
+      <w:r>
         <w:t>（</w:t>
       </w:r>
       <w:r>
-        <w:rPr>
-          <w:rFonts w:hint="eastAsia"/>
-        </w:rPr>
         <w:t>2</w:t>
       </w:r>
       <w:r>
-        <w:rPr>
-          <w:rFonts w:hint="eastAsia"/>
-        </w:rPr>
         <w:t>）此隧道的长为</w:t>
       </w:r>
       <w:r>
-        <w:rPr>
-          <w:rFonts w:hint="eastAsia"/>
-        </w:rPr>
         <w:t>1800m</w:t>
       </w:r>
       <w:r>
-        <w:rPr>
-          <w:rFonts w:hint="eastAsia"/>
-        </w:rPr>
         <w:t>。</w:t>
       </w:r>
-    </w:p>
-    <w:p>
-      <w:pPr>
-        <w:spacing w:line="360" w:lineRule="auto"/>
-        <w:ind w:leftChars="130" w:left="273"/>
-        <w:rPr>
-          <w:rFonts w:ascii="Times New Roman" w:eastAsia="新宋体" w:hAnsi="Times New Roman"/>
-          <w:szCs w:val="21"/>
-        </w:rPr>
-      </w:pPr>
     </w:p>
     <w:p>
       <w:pPr>
@@ -7102,9 +6928,9 @@
           <w:noProof/>
         </w:rPr>
         <w:drawing>
-          <wp:inline distT="0" distB="0" distL="0" distR="0" wp14:anchorId="46BC1F40" wp14:editId="3A07C39A">
-            <wp:extent cx="4258945" cy="2467610"/>
-            <wp:effectExtent l="0" t="0" r="5080" b="4445"/>
+          <wp:inline distT="0" distB="0" distL="0" distR="0" wp14:anchorId="46BC1F40" wp14:editId="71235C34">
+            <wp:extent cx="3937734" cy="2281595"/>
+            <wp:effectExtent l="0" t="0" r="5715" b="4445"/>
             <wp:docPr id="40" name="图片24" descr="菁优网：http://www.jyeoo.com"/>
             <wp:cNvGraphicFramePr>
               <a:graphicFrameLocks xmlns:a="http://schemas.openxmlformats.org/drawingml/2006/main" noChangeAspect="1"/>
@@ -7127,7 +6953,7 @@
                   <pic:spPr>
                     <a:xfrm>
                       <a:off x="0" y="0"/>
-                      <a:ext cx="4259397" cy="2467972"/>
+                      <a:ext cx="3945707" cy="2286215"/>
                     </a:xfrm>
                     <a:prstGeom prst="rect">
                       <a:avLst/>
@@ -7474,119 +7300,61 @@
         <w:ind w:left="588"/>
       </w:pPr>
       <w:r>
-        <w:rPr>
-          <w:rFonts w:hint="eastAsia"/>
-          <w:color w:val="0000FF"/>
-        </w:rPr>
-        <w:t>【答案】</w:t>
-      </w:r>
-      <w:r>
-        <w:rPr>
-          <w:rFonts w:hint="eastAsia"/>
-        </w:rPr>
-        <w:t>（</w:t>
-      </w:r>
-      <w:r>
-        <w:rPr>
-          <w:rFonts w:hint="eastAsia"/>
-        </w:rPr>
+        <w:t>【答案】（</w:t>
+      </w:r>
+      <w:r>
         <w:t>1</w:t>
       </w:r>
       <w:r>
-        <w:rPr>
-          <w:rFonts w:hint="eastAsia"/>
-        </w:rPr>
         <w:t>）</w:t>
       </w:r>
       <w:r>
         <w:rPr>
-          <w:rFonts w:eastAsia="Calibri" w:hint="eastAsia"/>
+          <w:rFonts w:ascii="Cambria Math" w:hAnsi="Cambria Math" w:cs="Cambria Math"/>
         </w:rPr>
         <w:t>②</w:t>
       </w:r>
       <w:r>
-        <w:rPr>
-          <w:rFonts w:hint="eastAsia"/>
-        </w:rPr>
         <w:t>；（</w:t>
       </w:r>
       <w:r>
-        <w:rPr>
-          <w:rFonts w:hint="eastAsia"/>
-        </w:rPr>
         <w:t>2</w:t>
       </w:r>
       <w:r>
-        <w:rPr>
-          <w:rFonts w:hint="eastAsia"/>
-        </w:rPr>
         <w:t>）否，汽车的平均速度</w:t>
       </w:r>
       <w:r>
-        <w:rPr>
-          <w:rFonts w:hint="eastAsia"/>
-        </w:rPr>
         <w:t>30km/h</w:t>
       </w:r>
       <w:r>
-        <w:rPr>
-          <w:rFonts w:hint="eastAsia"/>
-        </w:rPr>
         <w:t>小于</w:t>
       </w:r>
       <w:r>
-        <w:rPr>
-          <w:rFonts w:hint="eastAsia"/>
-        </w:rPr>
         <w:t>60km/h</w:t>
       </w:r>
       <w:r>
-        <w:rPr>
-          <w:rFonts w:hint="eastAsia"/>
-        </w:rPr>
         <w:t>，汽车没超速；（</w:t>
       </w:r>
       <w:r>
-        <w:rPr>
-          <w:rFonts w:hint="eastAsia"/>
-        </w:rPr>
         <w:t>3</w:t>
       </w:r>
       <w:r>
-        <w:rPr>
-          <w:rFonts w:hint="eastAsia"/>
-        </w:rPr>
         <w:t>）</w:t>
       </w:r>
       <w:r>
-        <w:rPr>
-          <w:rFonts w:hint="eastAsia"/>
-        </w:rPr>
         <w:lastRenderedPageBreak/>
         <w:t>地铁；速度一定时，路程越长，所用时间越长，则地铁耗时较长；（</w:t>
       </w:r>
       <w:r>
-        <w:rPr>
-          <w:rFonts w:hint="eastAsia"/>
-        </w:rPr>
         <w:t>4</w:t>
       </w:r>
       <w:r>
-        <w:rPr>
-          <w:rFonts w:hint="eastAsia"/>
-        </w:rPr>
         <w:t>）船横渡江面的时间为</w:t>
       </w:r>
       <w:r>
-        <w:rPr>
-          <w:rFonts w:hint="eastAsia"/>
-        </w:rPr>
         <w:t>100s</w:t>
       </w:r>
       <w:r>
-        <w:rPr>
-          <w:rFonts w:hint="eastAsia"/>
-        </w:rPr>
         <w:t>；图像如图所示。</w:t>
       </w:r>
     </w:p>
@@ -7638,36 +7406,6 @@
           </wp:inline>
         </w:drawing>
       </w:r>
-    </w:p>
-    <w:p>
-      <w:pPr>
-        <w:spacing w:line="360" w:lineRule="auto"/>
-        <w:ind w:leftChars="130" w:left="273"/>
-        <w:rPr>
-          <w:rFonts w:ascii="Times New Roman" w:eastAsia="新宋体" w:hAnsi="Times New Roman"/>
-          <w:szCs w:val="21"/>
-        </w:rPr>
-      </w:pPr>
-    </w:p>
-    <w:p>
-      <w:pPr>
-        <w:spacing w:line="360" w:lineRule="auto"/>
-        <w:ind w:leftChars="130" w:left="273"/>
-        <w:rPr>
-          <w:rFonts w:ascii="Times New Roman" w:eastAsia="新宋体" w:hAnsi="Times New Roman"/>
-          <w:szCs w:val="21"/>
-        </w:rPr>
-      </w:pPr>
-    </w:p>
-    <w:p>
-      <w:pPr>
-        <w:spacing w:line="360" w:lineRule="auto"/>
-        <w:ind w:leftChars="130" w:left="273"/>
-        <w:rPr>
-          <w:rFonts w:ascii="Times New Roman" w:eastAsia="新宋体" w:hAnsi="Times New Roman"/>
-          <w:szCs w:val="21"/>
-        </w:rPr>
-      </w:pPr>
     </w:p>
     <w:p>
       <w:pPr>
@@ -8706,11 +8444,10 @@
           <w:rFonts w:hint="eastAsia"/>
           <w:noProof/>
         </w:rPr>
-        <w:lastRenderedPageBreak/>
         <w:drawing>
-          <wp:inline distT="0" distB="0" distL="0" distR="0" wp14:anchorId="6951DF5F" wp14:editId="04F33F0C">
-            <wp:extent cx="2571750" cy="1828800"/>
-            <wp:effectExtent l="0" t="0" r="8255" b="6350"/>
+          <wp:inline distT="0" distB="0" distL="0" distR="0" wp14:anchorId="6951DF5F" wp14:editId="4E37C542">
+            <wp:extent cx="2135362" cy="1518480"/>
+            <wp:effectExtent l="0" t="0" r="0" b="5715"/>
             <wp:docPr id="21" name="图片24" descr="菁优网：http://www.jyeoo.com"/>
             <wp:cNvGraphicFramePr>
               <a:graphicFrameLocks xmlns:a="http://schemas.openxmlformats.org/drawingml/2006/main" noChangeAspect="1"/>
@@ -8733,7 +8470,7 @@
                   <pic:spPr>
                     <a:xfrm>
                       <a:off x="0" y="0"/>
-                      <a:ext cx="2572109" cy="1829055"/>
+                      <a:ext cx="2142484" cy="1523544"/>
                     </a:xfrm>
                     <a:prstGeom prst="rect">
                       <a:avLst/>
@@ -8779,6 +8516,7 @@
         <w:rPr>
           <w:rFonts w:hint="eastAsia"/>
         </w:rPr>
+        <w:lastRenderedPageBreak/>
         <w:t>（</w:t>
       </w:r>
       <w:r>
@@ -9060,9 +8798,9 @@
           <w:noProof/>
         </w:rPr>
         <w:drawing>
-          <wp:inline distT="0" distB="0" distL="0" distR="0" wp14:anchorId="4576B9D8" wp14:editId="76C4686F">
-            <wp:extent cx="4829810" cy="1647825"/>
-            <wp:effectExtent l="0" t="0" r="6350" b="3810"/>
+          <wp:inline distT="0" distB="0" distL="0" distR="0" wp14:anchorId="4576B9D8" wp14:editId="2FFE7E79">
+            <wp:extent cx="4217868" cy="1439233"/>
+            <wp:effectExtent l="0" t="0" r="0" b="8890"/>
             <wp:docPr id="33" name="图片24" descr="菁优网：http://www.jyeoo.com"/>
             <wp:cNvGraphicFramePr>
               <a:graphicFrameLocks xmlns:a="http://schemas.openxmlformats.org/drawingml/2006/main" noChangeAspect="1"/>
@@ -9085,7 +8823,7 @@
                   <pic:spPr>
                     <a:xfrm>
                       <a:off x="0" y="0"/>
-                      <a:ext cx="4829850" cy="1648055"/>
+                      <a:ext cx="4231666" cy="1443941"/>
                     </a:xfrm>
                     <a:prstGeom prst="rect">
                       <a:avLst/>
@@ -9533,14 +9271,7 @@
         <w:rPr>
           <w:rFonts w:hint="eastAsia"/>
         </w:rPr>
-        <w:t>纸</w:t>
-      </w:r>
-      <w:r>
-        <w:rPr>
-          <w:rFonts w:hint="eastAsia"/>
-        </w:rPr>
-        <w:lastRenderedPageBreak/>
-        <w:t>锥的</w:t>
+        <w:t>纸锥的</w:t>
       </w:r>
       <w:proofErr w:type="gramEnd"/>
       <w:r>
@@ -9713,88 +9444,42 @@
         <w:ind w:left="588"/>
       </w:pPr>
       <w:r>
-        <w:rPr>
-          <w:rFonts w:hint="eastAsia"/>
-          <w:color w:val="0000FF"/>
-        </w:rPr>
-        <w:t>【答案】</w:t>
-      </w:r>
-      <w:r>
-        <w:rPr>
-          <w:rFonts w:hint="eastAsia"/>
-        </w:rPr>
-        <w:t>（</w:t>
-      </w:r>
-      <w:r>
-        <w:rPr>
-          <w:rFonts w:hint="eastAsia"/>
-        </w:rPr>
+        <w:t>【答案】（</w:t>
+      </w:r>
+      <w:r>
         <w:t>1</w:t>
       </w:r>
       <w:r>
-        <w:rPr>
-          <w:rFonts w:hint="eastAsia"/>
-        </w:rPr>
         <w:t>）乙；（</w:t>
       </w:r>
       <w:r>
-        <w:rPr>
-          <w:rFonts w:hint="eastAsia"/>
-        </w:rPr>
         <w:t>2</w:t>
       </w:r>
       <w:r>
-        <w:rPr>
-          <w:rFonts w:hint="eastAsia"/>
-        </w:rPr>
         <w:t>）下落的时间；大；高度；（</w:t>
       </w:r>
       <w:r>
-        <w:rPr>
-          <w:rFonts w:hint="eastAsia"/>
-        </w:rPr>
         <w:t>3</w:t>
       </w:r>
       <w:r>
-        <w:rPr>
-          <w:rFonts w:hint="eastAsia"/>
-        </w:rPr>
         <w:t>）</w:t>
       </w:r>
       <w:r>
-        <w:rPr>
-          <w:rFonts w:hint="eastAsia"/>
-        </w:rPr>
         <w:t>0.2</w:t>
       </w:r>
       <w:r>
-        <w:rPr>
-          <w:rFonts w:hint="eastAsia"/>
-        </w:rPr>
         <w:t>；（</w:t>
       </w:r>
       <w:r>
-        <w:rPr>
-          <w:rFonts w:hint="eastAsia"/>
-        </w:rPr>
         <w:t>4</w:t>
       </w:r>
       <w:r>
-        <w:rPr>
-          <w:rFonts w:hint="eastAsia"/>
-        </w:rPr>
         <w:t>）</w:t>
       </w:r>
       <w:r>
-        <w:rPr>
-          <w:rFonts w:hint="eastAsia"/>
-        </w:rPr>
         <w:t>A</w:t>
       </w:r>
       <w:r>
-        <w:rPr>
-          <w:rFonts w:hint="eastAsia"/>
-        </w:rPr>
         <w:t>。</w:t>
       </w:r>
     </w:p>
@@ -10509,7 +10194,6 @@
   <w:style w:type="character" w:default="1" w:styleId="a0">
     <w:name w:val="Default Paragraph Font"/>
     <w:uiPriority w:val="1"/>
-    <w:semiHidden/>
     <w:unhideWhenUsed/>
   </w:style>
   <w:style w:type="table" w:default="1" w:styleId="a1">
